--- a/drive-docs/blog.docx
+++ b/drive-docs/blog.docx
@@ -138,11 +138,44 @@
           </w:tcPr>
           <w:p>
             <w:r>
-              <w:rPr>
-                <w:i/>
-                <w:iCs/>
-              </w:rPr>
-              <w:t xml:space="preserve">[imagen: Card image — http://adobe.puntos.net.s3-website-us-east-1.amazonaws.com/blog/logo.png]</w:t>
+              <w:drawing>
+                <wp:inline distT="0" distB="0" distL="0" distR="0">
+                  <wp:extent cx="4286250" cy="2552700"/>
+                  <wp:effectExtent t="0" r="0" b="0" l="0"/>
+                  <wp:docPr id="1" name="" descr="" title=""/>
+                  <wp:cNvGraphicFramePr>
+                    <a:graphicFrameLocks xmlns:a="http://schemas.openxmlformats.org/drawingml/2006/main" noChangeAspect="1"/>
+                  </wp:cNvGraphicFramePr>
+                  <a:graphic xmlns:a="http://schemas.openxmlformats.org/drawingml/2006/main">
+                    <a:graphicData uri="http://schemas.openxmlformats.org/drawingml/2006/picture">
+                      <pic:pic xmlns:pic="http://schemas.openxmlformats.org/drawingml/2006/picture">
+                        <pic:nvPicPr>
+                          <pic:cNvPr id="0" name="" descr=""/>
+                          <pic:cNvPicPr>
+                            <a:picLocks noChangeAspect="1" noChangeArrowheads="1"/>
+                          </pic:cNvPicPr>
+                        </pic:nvPicPr>
+                        <pic:blipFill>
+                          <a:blip r:embed="rId7" cstate="none"/>
+                          <a:srcRect/>
+                          <a:stretch>
+                            <a:fillRect/>
+                          </a:stretch>
+                        </pic:blipFill>
+                        <pic:spPr bwMode="auto">
+                          <a:xfrm>
+                            <a:off x="0" y="0"/>
+                            <a:ext cx="4286250" cy="2552700"/>
+                          </a:xfrm>
+                          <a:prstGeom prst="rect">
+                            <a:avLst/>
+                          </a:prstGeom>
+                        </pic:spPr>
+                      </pic:pic>
+                    </a:graphicData>
+                  </a:graphic>
+                </wp:inline>
+              </w:drawing>
             </w:r>
           </w:p>
         </w:tc>
@@ -159,7 +192,7 @@
             <w:pPr>
               <w:pStyle w:val="Heading3"/>
             </w:pPr>
-            <w:hyperlink w:history="1" r:id="rIdc47hiqkgeuz_gibbhd-do">
+            <w:hyperlink w:history="1" r:id="rIdny2b4eygmfrnu4igjaf0a">
               <w:r>
                 <w:rPr>
                   <w:rStyle w:val="Hyperlink"/>
@@ -242,11 +275,44 @@
           </w:tcPr>
           <w:p>
             <w:r>
-              <w:rPr>
-                <w:i/>
-                <w:iCs/>
-              </w:rPr>
-              <w:t xml:space="preserve">[imagen: Card image — http://adobe.puntos.net.s3-website-us-east-1.amazonaws.com/blog/logo.png]</w:t>
+              <w:drawing>
+                <wp:inline distT="0" distB="0" distL="0" distR="0">
+                  <wp:extent cx="4286250" cy="2552700"/>
+                  <wp:effectExtent t="0" r="0" b="0" l="0"/>
+                  <wp:docPr id="1" name="" descr="" title=""/>
+                  <wp:cNvGraphicFramePr>
+                    <a:graphicFrameLocks xmlns:a="http://schemas.openxmlformats.org/drawingml/2006/main" noChangeAspect="1"/>
+                  </wp:cNvGraphicFramePr>
+                  <a:graphic xmlns:a="http://schemas.openxmlformats.org/drawingml/2006/main">
+                    <a:graphicData uri="http://schemas.openxmlformats.org/drawingml/2006/picture">
+                      <pic:pic xmlns:pic="http://schemas.openxmlformats.org/drawingml/2006/picture">
+                        <pic:nvPicPr>
+                          <pic:cNvPr id="0" name="" descr=""/>
+                          <pic:cNvPicPr>
+                            <a:picLocks noChangeAspect="1" noChangeArrowheads="1"/>
+                          </pic:cNvPicPr>
+                        </pic:nvPicPr>
+                        <pic:blipFill>
+                          <a:blip r:embed="rId7" cstate="none"/>
+                          <a:srcRect/>
+                          <a:stretch>
+                            <a:fillRect/>
+                          </a:stretch>
+                        </pic:blipFill>
+                        <pic:spPr bwMode="auto">
+                          <a:xfrm>
+                            <a:off x="0" y="0"/>
+                            <a:ext cx="4286250" cy="2552700"/>
+                          </a:xfrm>
+                          <a:prstGeom prst="rect">
+                            <a:avLst/>
+                          </a:prstGeom>
+                        </pic:spPr>
+                      </pic:pic>
+                    </a:graphicData>
+                  </a:graphic>
+                </wp:inline>
+              </w:drawing>
             </w:r>
           </w:p>
         </w:tc>
@@ -263,7 +329,7 @@
             <w:pPr>
               <w:pStyle w:val="Heading3"/>
             </w:pPr>
-            <w:hyperlink w:history="1" r:id="rIdnl_i6bvmdexwjhr8wfpgk">
+            <w:hyperlink w:history="1" r:id="rIdybqwgss-w3b8zfineszba">
               <w:r>
                 <w:rPr>
                   <w:rStyle w:val="Hyperlink"/>
@@ -346,11 +412,44 @@
           </w:tcPr>
           <w:p>
             <w:r>
-              <w:rPr>
-                <w:i/>
-                <w:iCs/>
-              </w:rPr>
-              <w:t xml:space="preserve">[imagen: Card image — http://adobe.puntos.net.s3-website-us-east-1.amazonaws.com/blog/logo.png]</w:t>
+              <w:drawing>
+                <wp:inline distT="0" distB="0" distL="0" distR="0">
+                  <wp:extent cx="4286250" cy="2552700"/>
+                  <wp:effectExtent t="0" r="0" b="0" l="0"/>
+                  <wp:docPr id="1" name="" descr="" title=""/>
+                  <wp:cNvGraphicFramePr>
+                    <a:graphicFrameLocks xmlns:a="http://schemas.openxmlformats.org/drawingml/2006/main" noChangeAspect="1"/>
+                  </wp:cNvGraphicFramePr>
+                  <a:graphic xmlns:a="http://schemas.openxmlformats.org/drawingml/2006/main">
+                    <a:graphicData uri="http://schemas.openxmlformats.org/drawingml/2006/picture">
+                      <pic:pic xmlns:pic="http://schemas.openxmlformats.org/drawingml/2006/picture">
+                        <pic:nvPicPr>
+                          <pic:cNvPr id="0" name="" descr=""/>
+                          <pic:cNvPicPr>
+                            <a:picLocks noChangeAspect="1" noChangeArrowheads="1"/>
+                          </pic:cNvPicPr>
+                        </pic:nvPicPr>
+                        <pic:blipFill>
+                          <a:blip r:embed="rId7" cstate="none"/>
+                          <a:srcRect/>
+                          <a:stretch>
+                            <a:fillRect/>
+                          </a:stretch>
+                        </pic:blipFill>
+                        <pic:spPr bwMode="auto">
+                          <a:xfrm>
+                            <a:off x="0" y="0"/>
+                            <a:ext cx="4286250" cy="2552700"/>
+                          </a:xfrm>
+                          <a:prstGeom prst="rect">
+                            <a:avLst/>
+                          </a:prstGeom>
+                        </pic:spPr>
+                      </pic:pic>
+                    </a:graphicData>
+                  </a:graphic>
+                </wp:inline>
+              </w:drawing>
             </w:r>
           </w:p>
         </w:tc>
@@ -367,7 +466,7 @@
             <w:pPr>
               <w:pStyle w:val="Heading3"/>
             </w:pPr>
-            <w:hyperlink w:history="1" r:id="rIdyv4jh0yvvqwb8nfiqst-x">
+            <w:hyperlink w:history="1" r:id="rIdlav1qn6oozs3xf6p0_g52">
               <w:r>
                 <w:rPr>
                   <w:rStyle w:val="Hyperlink"/>
@@ -450,11 +549,44 @@
           </w:tcPr>
           <w:p>
             <w:r>
-              <w:rPr>
-                <w:i/>
-                <w:iCs/>
-              </w:rPr>
-              <w:t xml:space="preserve">[imagen: Card image — http://adobe.puntos.net.s3-website-us-east-1.amazonaws.com/blog/logo.png]</w:t>
+              <w:drawing>
+                <wp:inline distT="0" distB="0" distL="0" distR="0">
+                  <wp:extent cx="4286250" cy="2552700"/>
+                  <wp:effectExtent t="0" r="0" b="0" l="0"/>
+                  <wp:docPr id="1" name="" descr="" title=""/>
+                  <wp:cNvGraphicFramePr>
+                    <a:graphicFrameLocks xmlns:a="http://schemas.openxmlformats.org/drawingml/2006/main" noChangeAspect="1"/>
+                  </wp:cNvGraphicFramePr>
+                  <a:graphic xmlns:a="http://schemas.openxmlformats.org/drawingml/2006/main">
+                    <a:graphicData uri="http://schemas.openxmlformats.org/drawingml/2006/picture">
+                      <pic:pic xmlns:pic="http://schemas.openxmlformats.org/drawingml/2006/picture">
+                        <pic:nvPicPr>
+                          <pic:cNvPr id="0" name="" descr=""/>
+                          <pic:cNvPicPr>
+                            <a:picLocks noChangeAspect="1" noChangeArrowheads="1"/>
+                          </pic:cNvPicPr>
+                        </pic:nvPicPr>
+                        <pic:blipFill>
+                          <a:blip r:embed="rId7" cstate="none"/>
+                          <a:srcRect/>
+                          <a:stretch>
+                            <a:fillRect/>
+                          </a:stretch>
+                        </pic:blipFill>
+                        <pic:spPr bwMode="auto">
+                          <a:xfrm>
+                            <a:off x="0" y="0"/>
+                            <a:ext cx="4286250" cy="2552700"/>
+                          </a:xfrm>
+                          <a:prstGeom prst="rect">
+                            <a:avLst/>
+                          </a:prstGeom>
+                        </pic:spPr>
+                      </pic:pic>
+                    </a:graphicData>
+                  </a:graphic>
+                </wp:inline>
+              </w:drawing>
             </w:r>
           </w:p>
         </w:tc>
@@ -471,7 +603,7 @@
             <w:pPr>
               <w:pStyle w:val="Heading3"/>
             </w:pPr>
-            <w:hyperlink w:history="1" r:id="rIdwvi8h_pmczik0wlw79okl">
+            <w:hyperlink w:history="1" r:id="rIdzg1u5mn2uk3ag1evzkmjq">
               <w:r>
                 <w:rPr>
                   <w:rStyle w:val="Hyperlink"/>
@@ -554,11 +686,44 @@
           </w:tcPr>
           <w:p>
             <w:r>
-              <w:rPr>
-                <w:i/>
-                <w:iCs/>
-              </w:rPr>
-              <w:t xml:space="preserve">[imagen: Card image — http://adobe.puntos.net.s3-website-us-east-1.amazonaws.com/blog/logo.png]</w:t>
+              <w:drawing>
+                <wp:inline distT="0" distB="0" distL="0" distR="0">
+                  <wp:extent cx="4286250" cy="2552700"/>
+                  <wp:effectExtent t="0" r="0" b="0" l="0"/>
+                  <wp:docPr id="1" name="" descr="" title=""/>
+                  <wp:cNvGraphicFramePr>
+                    <a:graphicFrameLocks xmlns:a="http://schemas.openxmlformats.org/drawingml/2006/main" noChangeAspect="1"/>
+                  </wp:cNvGraphicFramePr>
+                  <a:graphic xmlns:a="http://schemas.openxmlformats.org/drawingml/2006/main">
+                    <a:graphicData uri="http://schemas.openxmlformats.org/drawingml/2006/picture">
+                      <pic:pic xmlns:pic="http://schemas.openxmlformats.org/drawingml/2006/picture">
+                        <pic:nvPicPr>
+                          <pic:cNvPr id="0" name="" descr=""/>
+                          <pic:cNvPicPr>
+                            <a:picLocks noChangeAspect="1" noChangeArrowheads="1"/>
+                          </pic:cNvPicPr>
+                        </pic:nvPicPr>
+                        <pic:blipFill>
+                          <a:blip r:embed="rId7" cstate="none"/>
+                          <a:srcRect/>
+                          <a:stretch>
+                            <a:fillRect/>
+                          </a:stretch>
+                        </pic:blipFill>
+                        <pic:spPr bwMode="auto">
+                          <a:xfrm>
+                            <a:off x="0" y="0"/>
+                            <a:ext cx="4286250" cy="2552700"/>
+                          </a:xfrm>
+                          <a:prstGeom prst="rect">
+                            <a:avLst/>
+                          </a:prstGeom>
+                        </pic:spPr>
+                      </pic:pic>
+                    </a:graphicData>
+                  </a:graphic>
+                </wp:inline>
+              </w:drawing>
             </w:r>
           </w:p>
         </w:tc>
@@ -575,7 +740,7 @@
             <w:pPr>
               <w:pStyle w:val="Heading3"/>
             </w:pPr>
-            <w:hyperlink w:history="1" r:id="rIdskdamsskjrunk9grcndcz">
+            <w:hyperlink w:history="1" r:id="rIdb8gzh2_izw_ckwyhqwnta">
               <w:r>
                 <w:rPr>
                   <w:rStyle w:val="Hyperlink"/>

--- a/drive-docs/blog.docx
+++ b/drive-docs/blog.docx
@@ -192,7 +192,7 @@
             <w:pPr>
               <w:pStyle w:val="Heading3"/>
             </w:pPr>
-            <w:hyperlink w:history="1" r:id="rIdny2b4eygmfrnu4igjaf0a">
+            <w:hyperlink w:history="1" r:id="rIdyableje6r_jzt2_chnffa">
               <w:r>
                 <w:rPr>
                   <w:rStyle w:val="Hyperlink"/>
@@ -329,7 +329,7 @@
             <w:pPr>
               <w:pStyle w:val="Heading3"/>
             </w:pPr>
-            <w:hyperlink w:history="1" r:id="rIdybqwgss-w3b8zfineszba">
+            <w:hyperlink w:history="1" r:id="rId-p9nx_2w2_vin8hesed8k">
               <w:r>
                 <w:rPr>
                   <w:rStyle w:val="Hyperlink"/>
@@ -466,7 +466,7 @@
             <w:pPr>
               <w:pStyle w:val="Heading3"/>
             </w:pPr>
-            <w:hyperlink w:history="1" r:id="rIdlav1qn6oozs3xf6p0_g52">
+            <w:hyperlink w:history="1" r:id="rIdq5uc0thtmo-prp2lr_jzk">
               <w:r>
                 <w:rPr>
                   <w:rStyle w:val="Hyperlink"/>
@@ -603,7 +603,7 @@
             <w:pPr>
               <w:pStyle w:val="Heading3"/>
             </w:pPr>
-            <w:hyperlink w:history="1" r:id="rIdzg1u5mn2uk3ag1evzkmjq">
+            <w:hyperlink w:history="1" r:id="rIdvsy7tebkxo44um81sdrmr">
               <w:r>
                 <w:rPr>
                   <w:rStyle w:val="Hyperlink"/>
@@ -740,7 +740,7 @@
             <w:pPr>
               <w:pStyle w:val="Heading3"/>
             </w:pPr>
-            <w:hyperlink w:history="1" r:id="rIdb8gzh2_izw_ckwyhqwnta">
+            <w:hyperlink w:history="1" r:id="rIdww6eqb4xb4ykzb6wgdxvf">
               <w:r>
                 <w:rPr>
                   <w:rStyle w:val="Hyperlink"/>

--- a/drive-docs/blog.docx
+++ b/drive-docs/blog.docx
@@ -4,7 +4,7 @@
   <w:body>
     <w:tbl>
       <w:tblPr>
-        <w:tblW w:type="pct" w:w="100%"/>
+        <w:tblW w:type="dxa" w:w="9360"/>
         <w:tblBorders>
           <w:top w:val="single" w:color="auto" w:sz="4"/>
           <w:left w:val="single" w:color="auto" w:sz="4"/>
@@ -13,13 +13,16 @@
           <w:insideH w:val="single" w:color="auto" w:sz="4"/>
           <w:insideV w:val="single" w:color="auto" w:sz="4"/>
         </w:tblBorders>
+        <w:tblLayout w:type="fixed"/>
       </w:tblPr>
       <w:tblGrid>
-        <w:gridCol w:w="100"/>
+        <w:gridCol w:w="9360"/>
       </w:tblGrid>
       <w:tr>
         <w:tc>
           <w:tcPr>
+            <w:tcW w:type="dxa" w:w="9360"/>
+            <w:gridSpan w:val="1"/>
             <w:tcBorders>
               <w:top w:val="single" w:color="999999" w:sz="4"/>
               <w:left w:val="single" w:color="999999" w:sz="4"/>
@@ -41,6 +44,7 @@
       <w:tr>
         <w:tc>
           <w:tcPr>
+            <w:tcW w:type="dxa" w:w="9360"/>
             <w:tcBorders>
               <w:top w:val="single" w:color="999999" w:sz="4"/>
               <w:left w:val="single" w:color="999999" w:sz="4"/>
@@ -62,6 +66,7 @@
       <w:tr>
         <w:tc>
           <w:tcPr>
+            <w:tcW w:type="dxa" w:w="9360"/>
             <w:tcBorders>
               <w:top w:val="single" w:color="999999" w:sz="4"/>
               <w:left w:val="single" w:color="999999" w:sz="4"/>
@@ -87,7 +92,7 @@
     </w:p>
     <w:tbl>
       <w:tblPr>
-        <w:tblW w:type="pct" w:w="100%"/>
+        <w:tblW w:type="dxa" w:w="9360"/>
         <w:tblBorders>
           <w:top w:val="single" w:color="auto" w:sz="4"/>
           <w:left w:val="single" w:color="auto" w:sz="4"/>
@@ -96,18 +101,21 @@
           <w:insideH w:val="single" w:color="auto" w:sz="4"/>
           <w:insideV w:val="single" w:color="auto" w:sz="4"/>
         </w:tblBorders>
+        <w:tblLayout w:type="fixed"/>
       </w:tblPr>
       <w:tblGrid>
-        <w:gridCol w:w="100"/>
-        <w:gridCol w:w="100"/>
-        <w:gridCol w:w="100"/>
-        <w:gridCol w:w="100"/>
-        <w:gridCol w:w="100"/>
-        <w:gridCol w:w="100"/>
+        <w:gridCol w:w="1560"/>
+        <w:gridCol w:w="1560"/>
+        <w:gridCol w:w="1560"/>
+        <w:gridCol w:w="1560"/>
+        <w:gridCol w:w="1560"/>
+        <w:gridCol w:w="1560"/>
       </w:tblGrid>
       <w:tr>
         <w:tc>
           <w:tcPr>
+            <w:tcW w:type="dxa" w:w="9360"/>
+            <w:gridSpan w:val="6"/>
             <w:tcBorders>
               <w:top w:val="single" w:color="999999" w:sz="4"/>
               <w:left w:val="single" w:color="999999" w:sz="4"/>
@@ -129,6 +137,7 @@
       <w:tr>
         <w:tc>
           <w:tcPr>
+            <w:tcW w:type="dxa" w:w="1560"/>
             <w:tcBorders>
               <w:top w:val="single" w:color="999999" w:sz="4"/>
               <w:left w:val="single" w:color="999999" w:sz="4"/>
@@ -181,6 +190,7 @@
         </w:tc>
         <w:tc>
           <w:tcPr>
+            <w:tcW w:type="dxa" w:w="1560"/>
             <w:tcBorders>
               <w:top w:val="single" w:color="999999" w:sz="4"/>
               <w:left w:val="single" w:color="999999" w:sz="4"/>
@@ -192,7 +202,7 @@
             <w:pPr>
               <w:pStyle w:val="Heading3"/>
             </w:pPr>
-            <w:hyperlink w:history="1" r:id="rIdyableje6r_jzt2_chnffa">
+            <w:hyperlink w:history="1" r:id="rIdpuevyzpnxg8ld8dybq2y4">
               <w:r>
                 <w:rPr>
                   <w:rStyle w:val="Hyperlink"/>
@@ -204,6 +214,7 @@
         </w:tc>
         <w:tc>
           <w:tcPr>
+            <w:tcW w:type="dxa" w:w="1560"/>
             <w:tcBorders>
               <w:top w:val="single" w:color="999999" w:sz="4"/>
               <w:left w:val="single" w:color="999999" w:sz="4"/>
@@ -219,6 +230,7 @@
         </w:tc>
         <w:tc>
           <w:tcPr>
+            <w:tcW w:type="dxa" w:w="1560"/>
             <w:tcBorders>
               <w:top w:val="single" w:color="999999" w:sz="4"/>
               <w:left w:val="single" w:color="999999" w:sz="4"/>
@@ -234,6 +246,7 @@
         </w:tc>
         <w:tc>
           <w:tcPr>
+            <w:tcW w:type="dxa" w:w="1560"/>
             <w:tcBorders>
               <w:top w:val="single" w:color="999999" w:sz="4"/>
               <w:left w:val="single" w:color="999999" w:sz="4"/>
@@ -249,6 +262,7 @@
         </w:tc>
         <w:tc>
           <w:tcPr>
+            <w:tcW w:type="dxa" w:w="1560"/>
             <w:tcBorders>
               <w:top w:val="single" w:color="999999" w:sz="4"/>
               <w:left w:val="single" w:color="999999" w:sz="4"/>
@@ -266,6 +280,7 @@
       <w:tr>
         <w:tc>
           <w:tcPr>
+            <w:tcW w:type="dxa" w:w="1560"/>
             <w:tcBorders>
               <w:top w:val="single" w:color="999999" w:sz="4"/>
               <w:left w:val="single" w:color="999999" w:sz="4"/>
@@ -318,6 +333,7 @@
         </w:tc>
         <w:tc>
           <w:tcPr>
+            <w:tcW w:type="dxa" w:w="1560"/>
             <w:tcBorders>
               <w:top w:val="single" w:color="999999" w:sz="4"/>
               <w:left w:val="single" w:color="999999" w:sz="4"/>
@@ -329,7 +345,7 @@
             <w:pPr>
               <w:pStyle w:val="Heading3"/>
             </w:pPr>
-            <w:hyperlink w:history="1" r:id="rId-p9nx_2w2_vin8hesed8k">
+            <w:hyperlink w:history="1" r:id="rIdjzhmgwgqfjnbsjfgjxskw">
               <w:r>
                 <w:rPr>
                   <w:rStyle w:val="Hyperlink"/>
@@ -341,6 +357,7 @@
         </w:tc>
         <w:tc>
           <w:tcPr>
+            <w:tcW w:type="dxa" w:w="1560"/>
             <w:tcBorders>
               <w:top w:val="single" w:color="999999" w:sz="4"/>
               <w:left w:val="single" w:color="999999" w:sz="4"/>
@@ -356,6 +373,7 @@
         </w:tc>
         <w:tc>
           <w:tcPr>
+            <w:tcW w:type="dxa" w:w="1560"/>
             <w:tcBorders>
               <w:top w:val="single" w:color="999999" w:sz="4"/>
               <w:left w:val="single" w:color="999999" w:sz="4"/>
@@ -371,6 +389,7 @@
         </w:tc>
         <w:tc>
           <w:tcPr>
+            <w:tcW w:type="dxa" w:w="1560"/>
             <w:tcBorders>
               <w:top w:val="single" w:color="999999" w:sz="4"/>
               <w:left w:val="single" w:color="999999" w:sz="4"/>
@@ -386,6 +405,7 @@
         </w:tc>
         <w:tc>
           <w:tcPr>
+            <w:tcW w:type="dxa" w:w="1560"/>
             <w:tcBorders>
               <w:top w:val="single" w:color="999999" w:sz="4"/>
               <w:left w:val="single" w:color="999999" w:sz="4"/>
@@ -403,6 +423,7 @@
       <w:tr>
         <w:tc>
           <w:tcPr>
+            <w:tcW w:type="dxa" w:w="1560"/>
             <w:tcBorders>
               <w:top w:val="single" w:color="999999" w:sz="4"/>
               <w:left w:val="single" w:color="999999" w:sz="4"/>
@@ -455,6 +476,7 @@
         </w:tc>
         <w:tc>
           <w:tcPr>
+            <w:tcW w:type="dxa" w:w="1560"/>
             <w:tcBorders>
               <w:top w:val="single" w:color="999999" w:sz="4"/>
               <w:left w:val="single" w:color="999999" w:sz="4"/>
@@ -466,7 +488,7 @@
             <w:pPr>
               <w:pStyle w:val="Heading3"/>
             </w:pPr>
-            <w:hyperlink w:history="1" r:id="rIdq5uc0thtmo-prp2lr_jzk">
+            <w:hyperlink w:history="1" r:id="rIdrgc-brff04c0zjb4dswh1">
               <w:r>
                 <w:rPr>
                   <w:rStyle w:val="Hyperlink"/>
@@ -478,6 +500,7 @@
         </w:tc>
         <w:tc>
           <w:tcPr>
+            <w:tcW w:type="dxa" w:w="1560"/>
             <w:tcBorders>
               <w:top w:val="single" w:color="999999" w:sz="4"/>
               <w:left w:val="single" w:color="999999" w:sz="4"/>
@@ -493,6 +516,7 @@
         </w:tc>
         <w:tc>
           <w:tcPr>
+            <w:tcW w:type="dxa" w:w="1560"/>
             <w:tcBorders>
               <w:top w:val="single" w:color="999999" w:sz="4"/>
               <w:left w:val="single" w:color="999999" w:sz="4"/>
@@ -508,6 +532,7 @@
         </w:tc>
         <w:tc>
           <w:tcPr>
+            <w:tcW w:type="dxa" w:w="1560"/>
             <w:tcBorders>
               <w:top w:val="single" w:color="999999" w:sz="4"/>
               <w:left w:val="single" w:color="999999" w:sz="4"/>
@@ -523,6 +548,7 @@
         </w:tc>
         <w:tc>
           <w:tcPr>
+            <w:tcW w:type="dxa" w:w="1560"/>
             <w:tcBorders>
               <w:top w:val="single" w:color="999999" w:sz="4"/>
               <w:left w:val="single" w:color="999999" w:sz="4"/>
@@ -540,6 +566,7 @@
       <w:tr>
         <w:tc>
           <w:tcPr>
+            <w:tcW w:type="dxa" w:w="1560"/>
             <w:tcBorders>
               <w:top w:val="single" w:color="999999" w:sz="4"/>
               <w:left w:val="single" w:color="999999" w:sz="4"/>
@@ -592,6 +619,7 @@
         </w:tc>
         <w:tc>
           <w:tcPr>
+            <w:tcW w:type="dxa" w:w="1560"/>
             <w:tcBorders>
               <w:top w:val="single" w:color="999999" w:sz="4"/>
               <w:left w:val="single" w:color="999999" w:sz="4"/>
@@ -603,7 +631,7 @@
             <w:pPr>
               <w:pStyle w:val="Heading3"/>
             </w:pPr>
-            <w:hyperlink w:history="1" r:id="rIdvsy7tebkxo44um81sdrmr">
+            <w:hyperlink w:history="1" r:id="rIdprf7z0da_aqieg6fnqp9p">
               <w:r>
                 <w:rPr>
                   <w:rStyle w:val="Hyperlink"/>
@@ -615,6 +643,7 @@
         </w:tc>
         <w:tc>
           <w:tcPr>
+            <w:tcW w:type="dxa" w:w="1560"/>
             <w:tcBorders>
               <w:top w:val="single" w:color="999999" w:sz="4"/>
               <w:left w:val="single" w:color="999999" w:sz="4"/>
@@ -630,6 +659,7 @@
         </w:tc>
         <w:tc>
           <w:tcPr>
+            <w:tcW w:type="dxa" w:w="1560"/>
             <w:tcBorders>
               <w:top w:val="single" w:color="999999" w:sz="4"/>
               <w:left w:val="single" w:color="999999" w:sz="4"/>
@@ -645,6 +675,7 @@
         </w:tc>
         <w:tc>
           <w:tcPr>
+            <w:tcW w:type="dxa" w:w="1560"/>
             <w:tcBorders>
               <w:top w:val="single" w:color="999999" w:sz="4"/>
               <w:left w:val="single" w:color="999999" w:sz="4"/>
@@ -660,6 +691,7 @@
         </w:tc>
         <w:tc>
           <w:tcPr>
+            <w:tcW w:type="dxa" w:w="1560"/>
             <w:tcBorders>
               <w:top w:val="single" w:color="999999" w:sz="4"/>
               <w:left w:val="single" w:color="999999" w:sz="4"/>
@@ -677,6 +709,7 @@
       <w:tr>
         <w:tc>
           <w:tcPr>
+            <w:tcW w:type="dxa" w:w="1560"/>
             <w:tcBorders>
               <w:top w:val="single" w:color="999999" w:sz="4"/>
               <w:left w:val="single" w:color="999999" w:sz="4"/>
@@ -729,6 +762,7 @@
         </w:tc>
         <w:tc>
           <w:tcPr>
+            <w:tcW w:type="dxa" w:w="1560"/>
             <w:tcBorders>
               <w:top w:val="single" w:color="999999" w:sz="4"/>
               <w:left w:val="single" w:color="999999" w:sz="4"/>
@@ -740,7 +774,7 @@
             <w:pPr>
               <w:pStyle w:val="Heading3"/>
             </w:pPr>
-            <w:hyperlink w:history="1" r:id="rIdww6eqb4xb4ykzb6wgdxvf">
+            <w:hyperlink w:history="1" r:id="rIdz_u3b7ai4xuellrk14zwd">
               <w:r>
                 <w:rPr>
                   <w:rStyle w:val="Hyperlink"/>
@@ -752,6 +786,7 @@
         </w:tc>
         <w:tc>
           <w:tcPr>
+            <w:tcW w:type="dxa" w:w="1560"/>
             <w:tcBorders>
               <w:top w:val="single" w:color="999999" w:sz="4"/>
               <w:left w:val="single" w:color="999999" w:sz="4"/>
@@ -767,6 +802,7 @@
         </w:tc>
         <w:tc>
           <w:tcPr>
+            <w:tcW w:type="dxa" w:w="1560"/>
             <w:tcBorders>
               <w:top w:val="single" w:color="999999" w:sz="4"/>
               <w:left w:val="single" w:color="999999" w:sz="4"/>
@@ -782,6 +818,7 @@
         </w:tc>
         <w:tc>
           <w:tcPr>
+            <w:tcW w:type="dxa" w:w="1560"/>
             <w:tcBorders>
               <w:top w:val="single" w:color="999999" w:sz="4"/>
               <w:left w:val="single" w:color="999999" w:sz="4"/>
@@ -797,6 +834,7 @@
         </w:tc>
         <w:tc>
           <w:tcPr>
+            <w:tcW w:type="dxa" w:w="1560"/>
             <w:tcBorders>
               <w:top w:val="single" w:color="999999" w:sz="4"/>
               <w:left w:val="single" w:color="999999" w:sz="4"/>
@@ -824,7 +862,7 @@
     </w:p>
     <w:tbl>
       <w:tblPr>
-        <w:tblW w:type="pct" w:w="100%"/>
+        <w:tblW w:type="dxa" w:w="9360"/>
         <w:tblBorders>
           <w:top w:val="single" w:color="auto" w:sz="4"/>
           <w:left w:val="single" w:color="auto" w:sz="4"/>
@@ -833,14 +871,17 @@
           <w:insideH w:val="single" w:color="auto" w:sz="4"/>
           <w:insideV w:val="single" w:color="auto" w:sz="4"/>
         </w:tblBorders>
+        <w:tblLayout w:type="fixed"/>
       </w:tblPr>
       <w:tblGrid>
-        <w:gridCol w:w="100"/>
-        <w:gridCol w:w="100"/>
+        <w:gridCol w:w="4680"/>
+        <w:gridCol w:w="4680"/>
       </w:tblGrid>
       <w:tr>
         <w:tc>
           <w:tcPr>
+            <w:tcW w:type="dxa" w:w="9360"/>
+            <w:gridSpan w:val="2"/>
             <w:tcBorders>
               <w:top w:val="single" w:color="999999" w:sz="4"/>
               <w:left w:val="single" w:color="999999" w:sz="4"/>
@@ -862,6 +903,7 @@
       <w:tr>
         <w:tc>
           <w:tcPr>
+            <w:tcW w:type="dxa" w:w="4680"/>
             <w:tcBorders>
               <w:top w:val="single" w:color="999999" w:sz="4"/>
               <w:left w:val="single" w:color="999999" w:sz="4"/>
@@ -877,6 +919,7 @@
         </w:tc>
         <w:tc>
           <w:tcPr>
+            <w:tcW w:type="dxa" w:w="4680"/>
             <w:tcBorders>
               <w:top w:val="single" w:color="999999" w:sz="4"/>
               <w:left w:val="single" w:color="999999" w:sz="4"/>
@@ -894,6 +937,7 @@
       <w:tr>
         <w:tc>
           <w:tcPr>
+            <w:tcW w:type="dxa" w:w="4680"/>
             <w:tcBorders>
               <w:top w:val="single" w:color="999999" w:sz="4"/>
               <w:left w:val="single" w:color="999999" w:sz="4"/>
@@ -909,6 +953,7 @@
         </w:tc>
         <w:tc>
           <w:tcPr>
+            <w:tcW w:type="dxa" w:w="4680"/>
             <w:tcBorders>
               <w:top w:val="single" w:color="999999" w:sz="4"/>
               <w:left w:val="single" w:color="999999" w:sz="4"/>

--- a/drive-docs/blog.docx
+++ b/drive-docs/blog.docx
@@ -202,7 +202,7 @@
             <w:pPr>
               <w:pStyle w:val="Heading3"/>
             </w:pPr>
-            <w:hyperlink w:history="1" r:id="rIdpuevyzpnxg8ld8dybq2y4">
+            <w:hyperlink w:history="1" r:id="rId2gwp8kiirz_zxhyy5lmyg">
               <w:r>
                 <w:rPr>
                   <w:rStyle w:val="Hyperlink"/>
@@ -345,7 +345,7 @@
             <w:pPr>
               <w:pStyle w:val="Heading3"/>
             </w:pPr>
-            <w:hyperlink w:history="1" r:id="rIdjzhmgwgqfjnbsjfgjxskw">
+            <w:hyperlink w:history="1" r:id="rIdo7pa_oopwdbu0krdekdpg">
               <w:r>
                 <w:rPr>
                   <w:rStyle w:val="Hyperlink"/>
@@ -488,7 +488,7 @@
             <w:pPr>
               <w:pStyle w:val="Heading3"/>
             </w:pPr>
-            <w:hyperlink w:history="1" r:id="rIdrgc-brff04c0zjb4dswh1">
+            <w:hyperlink w:history="1" r:id="rIdiqtrhzheiavnbssji-wej">
               <w:r>
                 <w:rPr>
                   <w:rStyle w:val="Hyperlink"/>
@@ -631,7 +631,7 @@
             <w:pPr>
               <w:pStyle w:val="Heading3"/>
             </w:pPr>
-            <w:hyperlink w:history="1" r:id="rIdprf7z0da_aqieg6fnqp9p">
+            <w:hyperlink w:history="1" r:id="rIdzog2vxovosrd-q4le3jcg">
               <w:r>
                 <w:rPr>
                   <w:rStyle w:val="Hyperlink"/>
@@ -774,7 +774,7 @@
             <w:pPr>
               <w:pStyle w:val="Heading3"/>
             </w:pPr>
-            <w:hyperlink w:history="1" r:id="rIdz_u3b7ai4xuellrk14zwd">
+            <w:hyperlink w:history="1" r:id="rId7xtjgmdbanf_garlwfqhe">
               <w:r>
                 <w:rPr>
                   <w:rStyle w:val="Hyperlink"/>
@@ -856,9 +856,11 @@
       </w:r>
     </w:p>
     <w:p>
-      <w:r>
-        <w:t xml:space="preserve">---</w:t>
-      </w:r>
+      <w:pPr>
+        <w:pBdr>
+          <w:bottom w:val="single" w:color="000000" w:sz="6" w:space="1"/>
+        </w:pBdr>
+      </w:pPr>
     </w:p>
     <w:tbl>
       <w:tblPr>
